--- a/anexos/ANEXO_F_Denuncia_ITSS.docx
+++ b/anexos/ANEXO_F_Denuncia_ITSS.docx
@@ -45,7 +45,7 @@
           <w:color w:val="000000"/>
           <w:sz w:val="21"/>
         </w:rPr>
-        <w:t>Preséntala en la Inspección Provincial correspondiente al centro de trabajo (presencial, por registro o por sede electrónica). Puede ser anónima, pero la denuncia identificada permite que te comuniquen el resultado. Guarda copia sellada o con acuse. La versión editable (Word) se descarga desde el QR.</w:t>
+        <w:t>Este modelo corresponde a una denuncia formal identificada. Preséntala ante la Inspección Provincial de Trabajo y Seguridad Social correspondiente al centro de trabajo, por registro, presencialmente o a través de la sede electrónica oficial. La ITSS mantiene confidencial el origen de la denuncia. Si deseas comunicar información sin identificarte, utiliza el buzón anónimo oficial y ten presente que no equivale necesariamente a una denuncia formal. Guarda copia y justificante de presentación. El formulario editable está disponible mediante el enlace al repositorio al final del libro.</w:t>
       </w:r>
     </w:p>
     <w:p>
@@ -79,7 +79,7 @@
           <w:color w:val="000000"/>
           <w:sz w:val="21"/>
         </w:rPr>
-        <w:t xml:space="preserve"> (opcional si se desea anonimato)</w:t>
+        <w:t xml:space="preserve"> (necesarios para la denuncia formal identificada)</w:t>
       </w:r>
     </w:p>
     <w:p>
@@ -435,7 +435,7 @@
           <w:color w:val="000000"/>
           <w:sz w:val="21"/>
         </w:rPr>
-        <w:t>Fdo.: [FIRMA — omitir si es anónima]</w:t>
+        <w:t>Fdo.: [FIRMA]</w:t>
       </w:r>
     </w:p>
     <w:sectPr>
